--- a/zht/docx/032.content.docx
+++ b/zht/docx/032.content.docx
@@ -150,26 +150,6 @@
           <w:lang w:val="zh_TW" w:bidi="zh_TW"/>
         </w:rPr>
         <w:t>hou</w:t>
-      </w:r>
-      <w:r>
-        <w:rPr>
-          <w:lang w:val="zh_TW" w:bidi="zh_TW"/>
-        </w:rPr>
-      </w:r>
-    </w:p>
-    <w:p>
-      <w:pPr/>
-      <w:r>
-        <w:rPr>
-          <w:lang w:val="zh_TW" w:bidi="zh_TW"/>
-        </w:rPr>
-      </w:r>
-      <w:r>
-        <w:rPr>
-          <w:i/>
-          <w:lang w:val="zh_TW" w:bidi="zh_TW"/>
-        </w:rPr>
-        <w:t>後期先知書中的靈性更新</w:t>
       </w:r>
       <w:r>
         <w:rPr>

--- a/zht/docx/032.content.docx
+++ b/zht/docx/032.content.docx
@@ -19,7 +19,7 @@
         <w:rPr>
           <w:lang w:val="zh_TW" w:bidi="zh_TW"/>
         </w:rPr>
-        <w:t>Resource: Study Notes - Themes (Tyndale)</w:t>
+        <w:t>Resource: Tyndale Open Study Notes</w:t>
       </w:r>
       <w:r>
         <w:rPr>
@@ -112,7 +112,7 @@
         <w:rPr>
           <w:lang w:val="zh_TW" w:bidi="zh_TW"/>
         </w:rPr>
-        <w:t>Study Notes - Themes (Tyndale)</w:t>
+        <w:t>Tyndale Open Study Notes</w:t>
       </w:r>
     </w:p>
     <w:p>

--- a/zht/docx/032.content.docx
+++ b/zht/docx/032.content.docx
@@ -149,7 +149,7 @@
         <w:rPr>
           <w:lang w:val="zh_TW" w:bidi="zh_TW"/>
         </w:rPr>
-        <w:t>hou</w:t>
+        <w:t>hui</w:t>
       </w:r>
       <w:r>
         <w:rPr>
@@ -212,7 +212,7 @@
         <w:rPr>
           <w:lang w:val="zh_TW" w:bidi="zh_TW"/>
         </w:rPr>
-        <w:t>後期先知書中的靈性更新</w:t>
+        <w:t>毀滅淨盡</w:t>
       </w:r>
       <w:r>
         <w:rPr>
@@ -229,93 +229,32 @@
       </w:r>
       <w:r>
         <w:rPr>
-          <w:lang w:val="zh_TW" w:bidi="zh_TW"/>
-        </w:rPr>
-        <w:t>先知哈該吩咐他的聽眾，要反思他們忽略與神關係，對當前處境所造成的影響（</w:t>
-      </w:r>
-      <w:hyperlink r:id="rId13">
-        <w:r>
-          <w:rPr>
-            <w:lang w:val="zh_TW" w:bidi="zh_TW"/>
-          </w:rPr>
-          <w:rPr>
-            <w:color w:val="0000EE"/>
-            <w:u w:val="single"/>
-          </w:rPr>
-          <w:t>該1:5–7</w:t>
-        </w:r>
-      </w:hyperlink>
-      <w:r>
-        <w:rPr>
-          <w:lang w:val="zh_TW" w:bidi="zh_TW"/>
-        </w:rPr>
-        <w:t>，</w:t>
-      </w:r>
-      <w:hyperlink r:id="rId14">
-        <w:r>
-          <w:rPr>
-            <w:lang w:val="zh_TW" w:bidi="zh_TW"/>
-          </w:rPr>
-          <w:rPr>
-            <w:color w:val="0000EE"/>
-            <w:u w:val="single"/>
-          </w:rPr>
-          <w:t>2:15–18</w:t>
-        </w:r>
-      </w:hyperlink>
-      <w:r>
-        <w:rPr>
-          <w:lang w:val="zh_TW" w:bidi="zh_TW"/>
-        </w:rPr>
-        <w:t>）。神降下天災作為警告，為要激勵百姓悔改（</w:t>
-      </w:r>
-      <w:hyperlink r:id="rId15">
-        <w:r>
-          <w:rPr>
-            <w:lang w:val="zh_TW" w:bidi="zh_TW"/>
-          </w:rPr>
-          <w:rPr>
-            <w:color w:val="0000EE"/>
-            <w:u w:val="single"/>
-          </w:rPr>
-          <w:t>2:17</w:t>
-        </w:r>
-      </w:hyperlink>
-      <w:r>
-        <w:rPr>
-          <w:lang w:val="zh_TW" w:bidi="zh_TW"/>
-        </w:rPr>
-        <w:t>）。</w:t>
-      </w:r>
-      <w:r>
-        <w:rPr>
-          <w:lang w:val="zh_TW" w:bidi="zh_TW"/>
-        </w:rPr>
-        <w:t>哈該明白，靈性更新必須</w:t>
-      </w:r>
-      <w:r>
-        <w:rPr>
-          <w:lang w:val="zh_TW" w:bidi="zh_TW"/>
-        </w:rPr>
-        <w:t>與聖殿重建同步進行（</w:t>
-      </w:r>
-      <w:hyperlink r:id="rId16">
-        <w:r>
-          <w:rPr>
-            <w:lang w:val="zh_TW" w:bidi="zh_TW"/>
-          </w:rPr>
-          <w:rPr>
-            <w:color w:val="0000EE"/>
-            <w:u w:val="single"/>
-          </w:rPr>
-          <w:t>1:12</w:t>
-        </w:r>
-      </w:hyperlink>
-      <w:r>
-        <w:rPr>
-          <w:lang w:val="zh_TW" w:bidi="zh_TW"/>
-        </w:rPr>
-        <w:t>）。</w:t>
+          <w:i/>
+          <w:lang w:val="zh_TW" w:bidi="zh_TW"/>
+        </w:rPr>
+        <w:t>見</w:t>
+      </w:r>
+      <w:r>
+        <w:rPr>
+          <w:lang w:val="zh_TW" w:bidi="zh_TW"/>
+        </w:rPr>
+        <w:t>完全的獻上</w:t>
+      </w:r>
+      <w:r>
+        <w:rPr>
+          <w:lang w:val="zh_TW" w:bidi="zh_TW"/>
+        </w:rPr>
+        <w:t>。</w:t>
+      </w:r>
+      <w:r>
+        <w:rPr>
+          <w:lang w:val="zh_TW" w:bidi="zh_TW"/>
+        </w:rPr>
+      </w:r>
+      <w:r>
+        <w:rPr>
+          <w:lang w:val="zh_TW" w:bidi="zh_TW"/>
+        </w:rPr>
       </w:r>
     </w:p>
     <w:p>
@@ -325,71 +264,21 @@
           <w:lang w:val="zh_TW" w:bidi="zh_TW"/>
         </w:rPr>
       </w:r>
-      <w:r>
-        <w:rPr>
-          <w:lang w:val="zh_TW" w:bidi="zh_TW"/>
-        </w:rPr>
-        <w:t>靈性更新的主題，可以見於哈該、撒迦利亞和瑪拉基這三位先知的信息</w:t>
-      </w:r>
-      <w:r>
-        <w:rPr>
-          <w:lang w:val="zh_TW" w:bidi="zh_TW"/>
-        </w:rPr>
-        <w:t>。</w:t>
-      </w:r>
-      <w:r>
-        <w:rPr>
-          <w:lang w:val="zh_TW" w:bidi="zh_TW"/>
-        </w:rPr>
-        <w:t>他們都是在以色列人被擄到巴比倫之後出現的</w:t>
-      </w:r>
-      <w:r>
-        <w:rPr>
-          <w:lang w:val="zh_TW" w:bidi="zh_TW"/>
-        </w:rPr>
-        <w:t>。</w:t>
-      </w:r>
-      <w:r>
-        <w:rPr>
-          <w:lang w:val="zh_TW" w:bidi="zh_TW"/>
-        </w:rPr>
-        <w:t>正如早期先知所預言的，神已將祂的子民帶回故土</w:t>
-      </w:r>
-      <w:r>
-        <w:rPr>
-          <w:lang w:val="zh_TW" w:bidi="zh_TW"/>
-        </w:rPr>
-        <w:t>。</w:t>
-      </w:r>
-      <w:r>
-        <w:rPr>
-          <w:lang w:val="zh_TW" w:bidi="zh_TW"/>
-        </w:rPr>
-        <w:t>然而，百姓必須專注於自己的屬靈狀況，才能避免更多問題出現。</w:t>
-      </w:r>
-      <w:r>
-        <w:rPr>
-          <w:lang w:val="zh_TW" w:bidi="zh_TW"/>
-        </w:rPr>
-        <w:t>那段時期人違背神的危機，突顯耶和華所差遣的「僕人」必須臨到（見</w:t>
-      </w:r>
-      <w:hyperlink r:id="rId17">
-        <w:r>
-          <w:rPr>
-            <w:lang w:val="zh_TW" w:bidi="zh_TW"/>
-          </w:rPr>
-          <w:rPr>
-            <w:color w:val="0000EE"/>
-            <w:u w:val="single"/>
-          </w:rPr>
-          <w:t>該2:23</w:t>
-        </w:r>
-      </w:hyperlink>
-      <w:r>
-        <w:rPr>
-          <w:lang w:val="zh_TW" w:bidi="zh_TW"/>
-        </w:rPr>
-        <w:t>）。</w:t>
+    </w:p>
+    <w:p>
+      <w:pPr>
+        <w:pStyle w:val="Heading2"/>
+      </w:pPr>
+      <w:r>
+        <w:rPr>
+          <w:lang w:val="zh_TW" w:bidi="zh_TW"/>
+        </w:rPr>
+        <w:t>會幕</w:t>
+      </w:r>
+      <w:r>
+        <w:rPr>
+          <w:lang w:val="zh_TW" w:bidi="zh_TW"/>
+        </w:rPr>
       </w:r>
     </w:p>
     <w:p>
@@ -403,21 +292,9 @@
         <w:rPr>
           <w:lang w:val="zh_TW" w:bidi="zh_TW"/>
         </w:rPr>
-        <w:t>這位僕人起初指的是所羅巴伯（Zerubbabel），但後來被指是彌賽亞（神所揀選的那一位）。</w:t>
-      </w:r>
-      <w:r>
-        <w:rPr>
-          <w:lang w:val="zh_TW" w:bidi="zh_TW"/>
-        </w:rPr>
-        <w:t>一位公義的牧者君王即將來臨</w:t>
-      </w:r>
-      <w:r>
-        <w:rPr>
-          <w:lang w:val="zh_TW" w:bidi="zh_TW"/>
-        </w:rPr>
-        <w:t>（</w:t>
-      </w:r>
-      <w:hyperlink r:id="rId18">
+        <w:t>會幕是一個可移動的聖所，神在那裡與以色列人同住。從創造之初，神的計劃就是要與人分享衪的生命，並讓人們與衪建立親密的關係。然而，罪進入世界時產生了一個嚴重的問題（</w:t>
+      </w:r>
+      <w:hyperlink r:id="rId13">
         <w:r>
           <w:rPr>
             <w:lang w:val="zh_TW" w:bidi="zh_TW"/>
@@ -426,32 +303,14 @@
             <w:color w:val="0000EE"/>
             <w:u w:val="single"/>
           </w:rPr>
-          <w:t>亞9:9</w:t>
+          <w:t>創3</w:t>
         </w:r>
       </w:hyperlink>
       <w:r>
         <w:rPr>
           <w:lang w:val="zh_TW" w:bidi="zh_TW"/>
         </w:rPr>
-        <w:t>；另見</w:t>
-      </w:r>
-      <w:hyperlink r:id="rId19">
-        <w:r>
-          <w:rPr>
-            <w:lang w:val="zh_TW" w:bidi="zh_TW"/>
-          </w:rPr>
-          <w:rPr>
-            <w:color w:val="0000EE"/>
-            <w:u w:val="single"/>
-          </w:rPr>
-          <w:t>瑪3:1</w:t>
-        </w:r>
-      </w:hyperlink>
-      <w:r>
-        <w:rPr>
-          <w:lang w:val="zh_TW" w:bidi="zh_TW"/>
-        </w:rPr>
-        <w:t>）。神將以明顯的方式再次同在，神要恢復衪的創造，並且萬國萬民都要敬拜耶和華。</w:t>
+        <w:t>）。如果有罪的人來到神的面前，神的聖潔會毀滅他們。</w:t>
       </w:r>
     </w:p>
     <w:p>
@@ -463,10 +322,27 @@
       </w:r>
       <w:r>
         <w:rPr>
-          <w:u w:val="single"/>
-          <w:lang w:val="zh_TW" w:bidi="zh_TW"/>
-        </w:rPr>
-        <w:t>進深研究的經文段落</w:t>
+          <w:lang w:val="zh_TW" w:bidi="zh_TW"/>
+        </w:rPr>
+        <w:t>會幕為這個問題提供了一個暫時的解決方案。這是一個像帳篷一樣的特殊結構，使以色列人能夠享受神的同在而不被其毀滅（</w:t>
+      </w:r>
+      <w:hyperlink r:id="rId14">
+        <w:r>
+          <w:rPr>
+            <w:lang w:val="zh_TW" w:bidi="zh_TW"/>
+          </w:rPr>
+          <w:rPr>
+            <w:color w:val="0000EE"/>
+            <w:u w:val="single"/>
+          </w:rPr>
+          <w:t>出25:8</w:t>
+        </w:r>
+      </w:hyperlink>
+      <w:r>
+        <w:rPr>
+          <w:lang w:val="zh_TW" w:bidi="zh_TW"/>
+        </w:rPr>
+        <w:t>）。它作為一個流動的敬拜場所，讓以色列人可以向神獻祭並敬拜祂。</w:t>
       </w:r>
     </w:p>
     <w:p>
@@ -476,6 +352,247 @@
           <w:lang w:val="zh_TW" w:bidi="zh_TW"/>
         </w:rPr>
       </w:r>
+      <w:r>
+        <w:rPr>
+          <w:lang w:val="zh_TW" w:bidi="zh_TW"/>
+        </w:rPr>
+        <w:t>會幕向我們顯示了進入神的同在所需的條件：</w:t>
+      </w:r>
+    </w:p>
+    <w:p>
+      <w:pPr>
+        <w:pStyle w:val="ListBullet"/>
+        <w:spacing w:line="240" w:lineRule="auto"/>
+        <w:ind w:left="720"/>
+      </w:pPr>
+      <w:r>
+        <w:rPr>
+          <w:lang w:val="zh_TW" w:bidi="zh_TW"/>
+        </w:rPr>
+      </w:r>
+      <w:r>
+        <w:rPr>
+          <w:lang w:val="zh_TW" w:bidi="zh_TW"/>
+        </w:rPr>
+        <w:t>祭壇表明罪必須藉著祭牲的死亡來去除。這是一個大型的銅器結構，用於獻上祭牲以贖人們的罪。</w:t>
+      </w:r>
+    </w:p>
+    <w:p>
+      <w:pPr>
+        <w:pStyle w:val="ListBullet"/>
+        <w:spacing w:line="240" w:lineRule="auto"/>
+        <w:ind w:left="720"/>
+      </w:pPr>
+      <w:r>
+        <w:rPr>
+          <w:lang w:val="zh_TW" w:bidi="zh_TW"/>
+        </w:rPr>
+      </w:r>
+      <w:r>
+        <w:rPr>
+          <w:lang w:val="zh_TW" w:bidi="zh_TW"/>
+        </w:rPr>
+        <w:t>洗濯盆表明與神建立關係需要去除不潔——任何違背神完美道德標準的事物。這是一個裝滿水的大銅盆，祭司在會幕中服事前會在此洗手和洗腳。</w:t>
+      </w:r>
+    </w:p>
+    <w:p>
+      <w:pPr>
+        <w:pStyle w:val="ListBullet"/>
+        <w:spacing w:line="240" w:lineRule="auto"/>
+        <w:ind w:left="720"/>
+      </w:pPr>
+      <w:r>
+        <w:rPr>
+          <w:lang w:val="zh_TW" w:bidi="zh_TW"/>
+        </w:rPr>
+      </w:r>
+      <w:r>
+        <w:rPr>
+          <w:lang w:val="zh_TW" w:bidi="zh_TW"/>
+        </w:rPr>
+        <w:t>在聖所中，燈臺和桌子表示我們必須行在神的光中，並倚靠祂供應我們所需。金燈臺有七個分支，提供至聖所中唯一的光源，而桌子上放著十二個餅，代表神對以色列十二支派的供應。</w:t>
+      </w:r>
+    </w:p>
+    <w:p>
+      <w:pPr>
+        <w:pStyle w:val="ListBullet"/>
+        <w:spacing w:line="240" w:lineRule="auto"/>
+        <w:ind w:left="720"/>
+      </w:pPr>
+      <w:r>
+        <w:rPr>
+          <w:lang w:val="zh_TW" w:bidi="zh_TW"/>
+        </w:rPr>
+      </w:r>
+      <w:r>
+        <w:rPr>
+          <w:lang w:val="zh_TW" w:bidi="zh_TW"/>
+        </w:rPr>
+        <w:t>香壇象徵禱告。持續上升的馨香提醒那些蒙赦免和潔淨的人，那些遵循神的指引並倚靠衪的人，他們可以完全親近衪。這個小金壇位於至聖所的幔子前，祭司每天在上面焚燒香馨香。</w:t>
+      </w:r>
+    </w:p>
+    <w:p>
+      <w:pPr>
+        <w:pStyle w:val="ListBullet"/>
+        <w:spacing w:line="240" w:lineRule="auto"/>
+        <w:ind w:left="720"/>
+      </w:pPr>
+      <w:r>
+        <w:rPr>
+          <w:lang w:val="zh_TW" w:bidi="zh_TW"/>
+        </w:rPr>
+      </w:r>
+      <w:r>
+        <w:rPr>
+          <w:lang w:val="zh_TW" w:bidi="zh_TW"/>
+        </w:rPr>
+        <w:t>聖所和至聖所之間的幔子提醒我們，絕不能輕率地接近那位邀請我們與祂相交的全能、聖潔的神。這厚重而色彩斑斕的幔子分隔了這兩個房間，保護人們不直接面對神的臨在。</w:t>
+      </w:r>
+    </w:p>
+    <w:p>
+      <w:pPr>
+        <w:pStyle w:val="ListBullet"/>
+        <w:spacing w:line="240" w:lineRule="auto"/>
+        <w:ind w:left="720"/>
+      </w:pPr>
+      <w:r>
+        <w:rPr>
+          <w:lang w:val="zh_TW" w:bidi="zh_TW"/>
+        </w:rPr>
+      </w:r>
+      <w:r>
+        <w:rPr>
+          <w:lang w:val="zh_TW" w:bidi="zh_TW"/>
+        </w:rPr>
+        <w:t>在幔子後面是約櫃，神的榮耀在其上顯現。這象徵著神作為以色列王的統治。約櫃的中心位置反映了神對祂子民的主要旨意——與永生神的盟約關係。約櫃是一個包金的木櫃，裡面裝有十誡的石版、亞倫的杖和一罐嗎哪。</w:t>
+      </w:r>
+    </w:p>
+    <w:p>
+      <w:pPr/>
+      <w:r>
+        <w:rPr>
+          <w:lang w:val="zh_TW" w:bidi="zh_TW"/>
+        </w:rPr>
+      </w:r>
+      <w:r>
+        <w:rPr>
+          <w:lang w:val="zh_TW" w:bidi="zh_TW"/>
+        </w:rPr>
+        <w:t>我們與神的新約關係之所以可能，是因為耶穌為罪作了完美的獻祭，以及衪成為我們在神面前的大祭司（特別見</w:t>
+      </w:r>
+      <w:hyperlink r:id="rId15">
+        <w:r>
+          <w:rPr>
+            <w:lang w:val="zh_TW" w:bidi="zh_TW"/>
+          </w:rPr>
+          <w:rPr>
+            <w:color w:val="0000EE"/>
+            <w:u w:val="single"/>
+          </w:rPr>
+          <w:t>來9–10</w:t>
+        </w:r>
+      </w:hyperlink>
+      <w:r>
+        <w:rPr>
+          <w:lang w:val="zh_TW" w:bidi="zh_TW"/>
+        </w:rPr>
+        <w:t>）。衪已經滿足了古代會幕所顯示的要求。我們現在可以坦然無懼地來到神的施恩寶座前（參見</w:t>
+      </w:r>
+      <w:hyperlink r:id="rId16">
+        <w:r>
+          <w:rPr>
+            <w:lang w:val="zh_TW" w:bidi="zh_TW"/>
+          </w:rPr>
+          <w:rPr>
+            <w:color w:val="0000EE"/>
+            <w:u w:val="single"/>
+          </w:rPr>
+          <w:t>弗3:12</w:t>
+        </w:r>
+      </w:hyperlink>
+      <w:r>
+        <w:rPr>
+          <w:lang w:val="zh_TW" w:bidi="zh_TW"/>
+        </w:rPr>
+        <w:t>；</w:t>
+      </w:r>
+      <w:hyperlink r:id="rId17">
+        <w:r>
+          <w:rPr>
+            <w:lang w:val="zh_TW" w:bidi="zh_TW"/>
+          </w:rPr>
+          <w:rPr>
+            <w:color w:val="0000EE"/>
+            <w:u w:val="single"/>
+          </w:rPr>
+          <w:t>來4:14–16</w:t>
+        </w:r>
+      </w:hyperlink>
+      <w:r>
+        <w:rPr>
+          <w:lang w:val="zh_TW" w:bidi="zh_TW"/>
+        </w:rPr>
+        <w:t>）。</w:t>
+      </w:r>
+    </w:p>
+    <w:p>
+      <w:pPr/>
+      <w:r>
+        <w:rPr>
+          <w:lang w:val="zh_TW" w:bidi="zh_TW"/>
+        </w:rPr>
+      </w:r>
+      <w:r>
+        <w:rPr>
+          <w:u w:val="single"/>
+          <w:lang w:val="zh_TW" w:bidi="zh_TW"/>
+        </w:rPr>
+        <w:t>進深研究的經文段落</w:t>
+      </w:r>
+    </w:p>
+    <w:p>
+      <w:pPr/>
+      <w:r>
+        <w:rPr>
+          <w:lang w:val="zh_TW" w:bidi="zh_TW"/>
+        </w:rPr>
+      </w:r>
+      <w:hyperlink r:id="rId18">
+        <w:r>
+          <w:rPr>
+            <w:lang w:val="zh_TW" w:bidi="zh_TW"/>
+          </w:rPr>
+          <w:rPr>
+            <w:color w:val="0000EE"/>
+            <w:u w:val="single"/>
+          </w:rPr>
+          <w:t>出25:1–9</w:t>
+        </w:r>
+      </w:hyperlink>
+      <w:r>
+        <w:rPr>
+          <w:lang w:val="zh_TW" w:bidi="zh_TW"/>
+        </w:rPr>
+        <w:t>，</w:t>
+      </w:r>
+      <w:hyperlink r:id="rId19">
+        <w:r>
+          <w:rPr>
+            <w:lang w:val="zh_TW" w:bidi="zh_TW"/>
+          </w:rPr>
+          <w:rPr>
+            <w:color w:val="0000EE"/>
+            <w:u w:val="single"/>
+          </w:rPr>
+          <w:t>26:1–37</w:t>
+        </w:r>
+      </w:hyperlink>
+      <w:r>
+        <w:rPr>
+          <w:lang w:val="zh_TW" w:bidi="zh_TW"/>
+        </w:rPr>
+        <w:t>，</w:t>
+      </w:r>
       <w:hyperlink r:id="rId20">
         <w:r>
           <w:rPr>
@@ -485,14 +602,14 @@
             <w:color w:val="0000EE"/>
             <w:u w:val="single"/>
           </w:rPr>
-          <w:t>申30:2–4</w:t>
+          <w:t>35:4–36:38</w:t>
         </w:r>
       </w:hyperlink>
       <w:r>
         <w:rPr>
           <w:lang w:val="zh_TW" w:bidi="zh_TW"/>
         </w:rPr>
-        <w:t>；</w:t>
+        <w:t>，</w:t>
       </w:r>
       <w:hyperlink r:id="rId21">
         <w:r>
@@ -503,14 +620,14 @@
             <w:color w:val="0000EE"/>
             <w:u w:val="single"/>
           </w:rPr>
-          <w:t>詩22:27</w:t>
+          <w:t>38:21–31</w:t>
         </w:r>
       </w:hyperlink>
       <w:r>
         <w:rPr>
           <w:lang w:val="zh_TW" w:bidi="zh_TW"/>
         </w:rPr>
-        <w:t>；</w:t>
+        <w:t>，</w:t>
       </w:r>
       <w:hyperlink r:id="rId22">
         <w:r>
@@ -521,14 +638,14 @@
             <w:color w:val="0000EE"/>
             <w:u w:val="single"/>
           </w:rPr>
-          <w:t>賽11:9–12:6</w:t>
+          <w:t>39:32–40:35</w:t>
         </w:r>
       </w:hyperlink>
       <w:r>
         <w:rPr>
           <w:lang w:val="zh_TW" w:bidi="zh_TW"/>
         </w:rPr>
-        <w:t>，</w:t>
+        <w:t>；</w:t>
       </w:r>
       <w:hyperlink r:id="rId23">
         <w:r>
@@ -539,14 +656,14 @@
             <w:color w:val="0000EE"/>
             <w:u w:val="single"/>
           </w:rPr>
-          <w:t>44:22</w:t>
+          <w:t>代下3:1–7:22</w:t>
         </w:r>
       </w:hyperlink>
       <w:r>
         <w:rPr>
           <w:lang w:val="zh_TW" w:bidi="zh_TW"/>
         </w:rPr>
-        <w:t>，</w:t>
+        <w:t>；</w:t>
       </w:r>
       <w:hyperlink r:id="rId24">
         <w:r>
@@ -557,14 +674,56 @@
             <w:color w:val="0000EE"/>
             <w:u w:val="single"/>
           </w:rPr>
-          <w:t>26–28</w:t>
+          <w:t>來9:1–28</w:t>
         </w:r>
       </w:hyperlink>
       <w:r>
         <w:rPr>
           <w:lang w:val="zh_TW" w:bidi="zh_TW"/>
         </w:rPr>
-        <w:t>，</w:t>
+      </w:r>
+      <w:r>
+        <w:rPr>
+          <w:lang w:val="zh_TW" w:bidi="zh_TW"/>
+        </w:rPr>
+      </w:r>
+    </w:p>
+    <w:p>
+      <w:pPr/>
+      <w:r>
+        <w:rPr>
+          <w:lang w:val="zh_TW" w:bidi="zh_TW"/>
+        </w:rPr>
+      </w:r>
+    </w:p>
+    <w:p>
+      <w:pPr>
+        <w:pStyle w:val="Heading2"/>
+      </w:pPr>
+      <w:r>
+        <w:rPr>
+          <w:lang w:val="zh_TW" w:bidi="zh_TW"/>
+        </w:rPr>
+        <w:t>賄賂和禮物</w:t>
+      </w:r>
+      <w:r>
+        <w:rPr>
+          <w:lang w:val="zh_TW" w:bidi="zh_TW"/>
+        </w:rPr>
+      </w:r>
+    </w:p>
+    <w:p>
+      <w:pPr/>
+      <w:r>
+        <w:rPr>
+          <w:lang w:val="zh_TW" w:bidi="zh_TW"/>
+        </w:rPr>
+      </w:r>
+      <w:r>
+        <w:rPr>
+          <w:lang w:val="zh_TW" w:bidi="zh_TW"/>
+        </w:rPr>
+        <w:t>聖經對於賄賂（為了不正當地影響決策而給予的金錢）和禮物（為表達尊重或維繫關係而贈送的物品）有清楚的教導。賄賂被嚴厲譴責，因為它敗壞公義、導致不公平的判斷。例如，</w:t>
       </w:r>
       <w:hyperlink r:id="rId25">
         <w:r>
@@ -575,14 +734,26 @@
             <w:color w:val="0000EE"/>
             <w:u w:val="single"/>
           </w:rPr>
-          <w:t>61:6–7</w:t>
+          <w:t>出埃及記二十三章8節</w:t>
         </w:r>
       </w:hyperlink>
       <w:r>
         <w:rPr>
           <w:lang w:val="zh_TW" w:bidi="zh_TW"/>
         </w:rPr>
-        <w:t>；</w:t>
+        <w:t>吩咐說：「</w:t>
+      </w:r>
+      <w:r>
+        <w:rPr>
+          <w:lang w:val="zh_TW" w:bidi="zh_TW"/>
+        </w:rPr>
+        <w:t>不可受賄賂；因為賄賂能叫明眼人變瞎了，</w:t>
+      </w:r>
+      <w:r>
+        <w:rPr>
+          <w:lang w:val="zh_TW" w:bidi="zh_TW"/>
+        </w:rPr>
+        <w:t>又能顛倒義人的話」（另見</w:t>
       </w:r>
       <w:hyperlink r:id="rId26">
         <w:r>
@@ -593,14 +764,28 @@
             <w:color w:val="0000EE"/>
             <w:u w:val="single"/>
           </w:rPr>
-          <w:t>耶24:4–7</w:t>
+          <w:t>申16:19</w:t>
         </w:r>
       </w:hyperlink>
       <w:r>
         <w:rPr>
           <w:lang w:val="zh_TW" w:bidi="zh_TW"/>
         </w:rPr>
-        <w:t>；</w:t>
+        <w:t>）。</w:t>
+      </w:r>
+    </w:p>
+    <w:p>
+      <w:pPr/>
+      <w:r>
+        <w:rPr>
+          <w:lang w:val="zh_TW" w:bidi="zh_TW"/>
+        </w:rPr>
+      </w:r>
+      <w:r>
+        <w:rPr>
+          <w:lang w:val="zh_TW" w:bidi="zh_TW"/>
+        </w:rPr>
+        <w:t>箴言也觀察到賄賂與禮物在人際關係中的作用。有些經文指出賄賂在達成某些結果上確實有效（</w:t>
       </w:r>
       <w:hyperlink r:id="rId27">
         <w:r>
@@ -611,14 +796,14 @@
             <w:color w:val="0000EE"/>
             <w:u w:val="single"/>
           </w:rPr>
-          <w:t>摩4:6–12</w:t>
+          <w:t>箴17:8</w:t>
         </w:r>
       </w:hyperlink>
       <w:r>
         <w:rPr>
           <w:lang w:val="zh_TW" w:bidi="zh_TW"/>
         </w:rPr>
-        <w:t>；</w:t>
+        <w:t>，</w:t>
       </w:r>
       <w:hyperlink r:id="rId28">
         <w:r>
@@ -629,16 +814,30 @@
             <w:color w:val="0000EE"/>
             <w:u w:val="single"/>
           </w:rPr>
-          <w:t>該1:7–15</w:t>
+          <w:t>18:16</w:t>
         </w:r>
       </w:hyperlink>
       <w:r>
         <w:rPr>
           <w:lang w:val="zh_TW" w:bidi="zh_TW"/>
         </w:rPr>
-        <w:t>；</w:t>
-      </w:r>
-      <w:hyperlink r:id="rId18">
+        <w:t>），但這些描述是對人類行為的觀察，並非贊同賄賂。</w:t>
+      </w:r>
+    </w:p>
+    <w:p>
+      <w:pPr/>
+      <w:r>
+        <w:rPr>
+          <w:lang w:val="zh_TW" w:bidi="zh_TW"/>
+        </w:rPr>
+      </w:r>
+      <w:r>
+        <w:rPr>
+          <w:lang w:val="zh_TW" w:bidi="zh_TW"/>
+        </w:rPr>
+        <w:t>箴言中的其它經文則明確指出賄賂是不義的，特別是當它扭曲公義時（</w:t>
+      </w:r>
+      <w:hyperlink r:id="rId29">
         <w:r>
           <w:rPr>
             <w:lang w:val="zh_TW" w:bidi="zh_TW"/>
@@ -647,16 +846,10 @@
             <w:color w:val="0000EE"/>
             <w:u w:val="single"/>
           </w:rPr>
-          <w:t>亞9:9</w:t>
+          <w:t>箴15:27，</w:t>
         </w:r>
       </w:hyperlink>
-      <w:r>
-        <w:rPr>
-          <w:lang w:val="zh_TW" w:bidi="zh_TW"/>
-        </w:rPr>
-        <w:t>，</w:t>
-      </w:r>
-      <w:hyperlink r:id="rId29">
+      <w:hyperlink r:id="rId30">
         <w:r>
           <w:rPr>
             <w:lang w:val="zh_TW" w:bidi="zh_TW"/>
@@ -665,16 +858,30 @@
             <w:color w:val="0000EE"/>
             <w:u w:val="single"/>
           </w:rPr>
-          <w:t>14:9</w:t>
+          <w:t>17:23</w:t>
         </w:r>
       </w:hyperlink>
       <w:r>
         <w:rPr>
           <w:lang w:val="zh_TW" w:bidi="zh_TW"/>
         </w:rPr>
-        <w:t>；</w:t>
-      </w:r>
-      <w:hyperlink r:id="rId19">
+        <w:t>）。</w:t>
+      </w:r>
+    </w:p>
+    <w:p>
+      <w:pPr/>
+      <w:r>
+        <w:rPr>
+          <w:lang w:val="zh_TW" w:bidi="zh_TW"/>
+        </w:rPr>
+      </w:r>
+      <w:r>
+        <w:rPr>
+          <w:lang w:val="zh_TW" w:bidi="zh_TW"/>
+        </w:rPr>
+        <w:t>聖經清楚區分賄賂與正當的禮物。賄賂通常是私下給予，目的是獲得不公平的利益，或是扭曲公義。禮物則多為公開贈送，目的是表達敬意、維繫關係，或是遵循文化中的待客之道。例如，在</w:t>
+      </w:r>
+      <w:hyperlink r:id="rId31">
         <w:r>
           <w:rPr>
             <w:lang w:val="zh_TW" w:bidi="zh_TW"/>
@@ -683,7 +890,296 @@
             <w:color w:val="0000EE"/>
             <w:u w:val="single"/>
           </w:rPr>
-          <w:t>瑪3:1</w:t>
+          <w:t>創世記三十二章20節</w:t>
+        </w:r>
+      </w:hyperlink>
+      <w:r>
+        <w:rPr>
+          <w:lang w:val="zh_TW" w:bidi="zh_TW"/>
+        </w:rPr>
+        <w:t>中，雅各送禮物給以掃，是為了修補兄弟間的關係；又如</w:t>
+      </w:r>
+      <w:hyperlink r:id="rId32">
+        <w:r>
+          <w:rPr>
+            <w:lang w:val="zh_TW" w:bidi="zh_TW"/>
+          </w:rPr>
+          <w:rPr>
+            <w:color w:val="0000EE"/>
+            <w:u w:val="single"/>
+          </w:rPr>
+          <w:t>撒母耳記上十章27節</w:t>
+        </w:r>
+      </w:hyperlink>
+      <w:r>
+        <w:rPr>
+          <w:lang w:val="zh_TW" w:bidi="zh_TW"/>
+        </w:rPr>
+        <w:t>，人民獻禮給掃羅，以示對新王的尊敬。</w:t>
+      </w:r>
+    </w:p>
+    <w:p>
+      <w:pPr/>
+      <w:r>
+        <w:rPr>
+          <w:lang w:val="zh_TW" w:bidi="zh_TW"/>
+        </w:rPr>
+      </w:r>
+      <w:r>
+        <w:rPr>
+          <w:lang w:val="zh_TW" w:bidi="zh_TW"/>
+        </w:rPr>
+        <w:t>聖經雖承認禮物在文化中的角色，但始終如一地譴責賄賂，強調公義、公平與正直的重要性。</w:t>
+      </w:r>
+    </w:p>
+    <w:p>
+      <w:pPr/>
+      <w:r>
+        <w:rPr>
+          <w:lang w:val="zh_TW" w:bidi="zh_TW"/>
+        </w:rPr>
+      </w:r>
+      <w:r>
+        <w:rPr>
+          <w:u w:val="single"/>
+          <w:lang w:val="zh_TW" w:bidi="zh_TW"/>
+        </w:rPr>
+        <w:t>進深研究的經文段落</w:t>
+      </w:r>
+    </w:p>
+    <w:p>
+      <w:pPr/>
+      <w:r>
+        <w:rPr>
+          <w:lang w:val="zh_TW" w:bidi="zh_TW"/>
+        </w:rPr>
+      </w:r>
+      <w:hyperlink r:id="rId25">
+        <w:r>
+          <w:rPr>
+            <w:lang w:val="zh_TW" w:bidi="zh_TW"/>
+          </w:rPr>
+          <w:rPr>
+            <w:color w:val="0000EE"/>
+            <w:u w:val="single"/>
+          </w:rPr>
+          <w:t>出23:8</w:t>
+        </w:r>
+      </w:hyperlink>
+      <w:r>
+        <w:rPr>
+          <w:lang w:val="zh_TW" w:bidi="zh_TW"/>
+        </w:rPr>
+        <w:t>；</w:t>
+      </w:r>
+      <w:hyperlink r:id="rId33">
+        <w:r>
+          <w:rPr>
+            <w:lang w:val="zh_TW" w:bidi="zh_TW"/>
+          </w:rPr>
+          <w:rPr>
+            <w:color w:val="0000EE"/>
+            <w:u w:val="single"/>
+          </w:rPr>
+          <w:t>申10:17，</w:t>
+        </w:r>
+      </w:hyperlink>
+      <w:hyperlink r:id="rId26">
+        <w:r>
+          <w:rPr>
+            <w:lang w:val="zh_TW" w:bidi="zh_TW"/>
+          </w:rPr>
+          <w:rPr>
+            <w:color w:val="0000EE"/>
+            <w:u w:val="single"/>
+          </w:rPr>
+          <w:t>16:19</w:t>
+        </w:r>
+      </w:hyperlink>
+      <w:r>
+        <w:rPr>
+          <w:lang w:val="zh_TW" w:bidi="zh_TW"/>
+        </w:rPr>
+        <w:t>；</w:t>
+      </w:r>
+      <w:hyperlink r:id="rId34">
+        <w:r>
+          <w:rPr>
+            <w:lang w:val="zh_TW" w:bidi="zh_TW"/>
+          </w:rPr>
+          <w:rPr>
+            <w:color w:val="0000EE"/>
+            <w:u w:val="single"/>
+          </w:rPr>
+          <w:t>撒上8:1–3</w:t>
+        </w:r>
+      </w:hyperlink>
+      <w:r>
+        <w:rPr>
+          <w:lang w:val="zh_TW" w:bidi="zh_TW"/>
+        </w:rPr>
+        <w:t>；</w:t>
+      </w:r>
+      <w:hyperlink r:id="rId27">
+        <w:r>
+          <w:rPr>
+            <w:lang w:val="zh_TW" w:bidi="zh_TW"/>
+          </w:rPr>
+          <w:rPr>
+            <w:color w:val="0000EE"/>
+            <w:u w:val="single"/>
+          </w:rPr>
+          <w:t>箴17:8、</w:t>
+        </w:r>
+      </w:hyperlink>
+      <w:hyperlink r:id="rId30">
+        <w:r>
+          <w:rPr>
+            <w:lang w:val="zh_TW" w:bidi="zh_TW"/>
+          </w:rPr>
+          <w:rPr>
+            <w:color w:val="0000EE"/>
+            <w:u w:val="single"/>
+          </w:rPr>
+          <w:t>23，</w:t>
+        </w:r>
+      </w:hyperlink>
+      <w:hyperlink r:id="rId28">
+        <w:r>
+          <w:rPr>
+            <w:lang w:val="zh_TW" w:bidi="zh_TW"/>
+          </w:rPr>
+          <w:rPr>
+            <w:color w:val="0000EE"/>
+            <w:u w:val="single"/>
+          </w:rPr>
+          <w:t>18:16，</w:t>
+        </w:r>
+      </w:hyperlink>
+      <w:hyperlink r:id="rId35">
+        <w:r>
+          <w:rPr>
+            <w:lang w:val="zh_TW" w:bidi="zh_TW"/>
+          </w:rPr>
+          <w:rPr>
+            <w:color w:val="0000EE"/>
+            <w:u w:val="single"/>
+          </w:rPr>
+          <w:t>29:4</w:t>
+        </w:r>
+      </w:hyperlink>
+      <w:r>
+        <w:rPr>
+          <w:lang w:val="zh_TW" w:bidi="zh_TW"/>
+        </w:rPr>
+        <w:t>；</w:t>
+      </w:r>
+      <w:hyperlink r:id="rId36">
+        <w:r>
+          <w:rPr>
+            <w:lang w:val="zh_TW" w:bidi="zh_TW"/>
+          </w:rPr>
+          <w:rPr>
+            <w:color w:val="0000EE"/>
+            <w:u w:val="single"/>
+          </w:rPr>
+          <w:t>傳7:7</w:t>
+        </w:r>
+      </w:hyperlink>
+      <w:r>
+        <w:rPr>
+          <w:lang w:val="zh_TW" w:bidi="zh_TW"/>
+        </w:rPr>
+        <w:t>；</w:t>
+      </w:r>
+      <w:hyperlink r:id="rId37">
+        <w:r>
+          <w:rPr>
+            <w:lang w:val="zh_TW" w:bidi="zh_TW"/>
+          </w:rPr>
+          <w:rPr>
+            <w:color w:val="0000EE"/>
+            <w:u w:val="single"/>
+          </w:rPr>
+          <w:t>賽1:23，</w:t>
+        </w:r>
+      </w:hyperlink>
+      <w:hyperlink r:id="rId38">
+        <w:r>
+          <w:rPr>
+            <w:lang w:val="zh_TW" w:bidi="zh_TW"/>
+          </w:rPr>
+          <w:rPr>
+            <w:color w:val="0000EE"/>
+            <w:u w:val="single"/>
+          </w:rPr>
+          <w:t>33:14–16</w:t>
+        </w:r>
+      </w:hyperlink>
+      <w:r>
+        <w:rPr>
+          <w:lang w:val="zh_TW" w:bidi="zh_TW"/>
+        </w:rPr>
+        <w:t>；</w:t>
+      </w:r>
+      <w:hyperlink r:id="rId39">
+        <w:r>
+          <w:rPr>
+            <w:lang w:val="zh_TW" w:bidi="zh_TW"/>
+          </w:rPr>
+          <w:rPr>
+            <w:color w:val="0000EE"/>
+            <w:u w:val="single"/>
+          </w:rPr>
+          <w:t>摩5:12</w:t>
+        </w:r>
+      </w:hyperlink>
+      <w:r>
+        <w:rPr>
+          <w:lang w:val="zh_TW" w:bidi="zh_TW"/>
+        </w:rPr>
+        <w:t>；</w:t>
+      </w:r>
+      <w:hyperlink r:id="rId40">
+        <w:r>
+          <w:rPr>
+            <w:lang w:val="zh_TW" w:bidi="zh_TW"/>
+          </w:rPr>
+          <w:rPr>
+            <w:color w:val="0000EE"/>
+            <w:u w:val="single"/>
+          </w:rPr>
+          <w:t>彌3:9–12，</w:t>
+        </w:r>
+      </w:hyperlink>
+      <w:hyperlink r:id="rId41">
+        <w:r>
+          <w:rPr>
+            <w:lang w:val="zh_TW" w:bidi="zh_TW"/>
+          </w:rPr>
+          <w:rPr>
+            <w:color w:val="0000EE"/>
+            <w:u w:val="single"/>
+          </w:rPr>
+          <w:t>7:3</w:t>
+        </w:r>
+      </w:hyperlink>
+      <w:r>
+        <w:rPr>
+          <w:lang w:val="zh_TW" w:bidi="zh_TW"/>
+        </w:rPr>
+        <w:t>；</w:t>
+      </w:r>
+      <w:hyperlink r:id="rId42">
+        <w:r>
+          <w:rPr>
+            <w:lang w:val="zh_TW" w:bidi="zh_TW"/>
+          </w:rPr>
+          <w:rPr>
+            <w:color w:val="0000EE"/>
+            <w:u w:val="single"/>
+          </w:rPr>
+          <w:t>太28:11–15</w:t>
         </w:r>
       </w:hyperlink>
       <w:r>

--- a/zht/docx/032.content.docx
+++ b/zht/docx/032.content.docx
@@ -19,7 +19,7 @@
         <w:rPr>
           <w:lang w:val="zh_TW" w:bidi="zh_TW"/>
         </w:rPr>
-        <w:t>Resource: Tyndale Open Study Notes</w:t>
+        <w:t>Resource: Aquifer Open Study Notes (Themes)</w:t>
       </w:r>
       <w:r>
         <w:rPr>
@@ -112,7 +112,7 @@
         <w:rPr>
           <w:lang w:val="zh_TW" w:bidi="zh_TW"/>
         </w:rPr>
-        <w:t>Tyndale Open Study Notes</w:t>
+        <w:t>Aquifer Open Study Notes (Themes)</w:t>
       </w:r>
     </w:p>
     <w:p>

--- a/zht/docx/032.content.docx
+++ b/zht/docx/032.content.docx
@@ -294,18 +294,12 @@
         </w:rPr>
         <w:t>會幕是一個可移動的聖所，神在那裡與以色列人同住。從創造之初，神的計劃就是要與人分享衪的生命，並讓人們與衪建立親密的關係。然而，罪進入世界時產生了一個嚴重的問題（</w:t>
       </w:r>
-      <w:hyperlink r:id="rId13">
-        <w:r>
-          <w:rPr>
-            <w:lang w:val="zh_TW" w:bidi="zh_TW"/>
-          </w:rPr>
-          <w:rPr>
-            <w:color w:val="0000EE"/>
-            <w:u w:val="single"/>
-          </w:rPr>
-          <w:t>創3</w:t>
-        </w:r>
-      </w:hyperlink>
+      <w:r>
+        <w:rPr>
+          <w:lang w:val="zh_TW" w:bidi="zh_TW"/>
+        </w:rPr>
+        <w:t>創3</w:t>
+      </w:r>
       <w:r>
         <w:rPr>
           <w:lang w:val="zh_TW" w:bidi="zh_TW"/>
@@ -326,18 +320,12 @@
         </w:rPr>
         <w:t>會幕為這個問題提供了一個暫時的解決方案。這是一個像帳篷一樣的特殊結構，使以色列人能夠享受神的同在而不被其毀滅（</w:t>
       </w:r>
-      <w:hyperlink r:id="rId14">
-        <w:r>
-          <w:rPr>
-            <w:lang w:val="zh_TW" w:bidi="zh_TW"/>
-          </w:rPr>
-          <w:rPr>
-            <w:color w:val="0000EE"/>
-            <w:u w:val="single"/>
-          </w:rPr>
-          <w:t>出25:8</w:t>
-        </w:r>
-      </w:hyperlink>
+      <w:r>
+        <w:rPr>
+          <w:lang w:val="zh_TW" w:bidi="zh_TW"/>
+        </w:rPr>
+        <w:t>出25:8</w:t>
+      </w:r>
       <w:r>
         <w:rPr>
           <w:lang w:val="zh_TW" w:bidi="zh_TW"/>
@@ -480,54 +468,36 @@
         </w:rPr>
         <w:t>我們與神的新約關係之所以可能，是因為耶穌為罪作了完美的獻祭，以及衪成為我們在神面前的大祭司（特別見</w:t>
       </w:r>
-      <w:hyperlink r:id="rId15">
-        <w:r>
-          <w:rPr>
-            <w:lang w:val="zh_TW" w:bidi="zh_TW"/>
-          </w:rPr>
-          <w:rPr>
-            <w:color w:val="0000EE"/>
-            <w:u w:val="single"/>
-          </w:rPr>
-          <w:t>來9–10</w:t>
-        </w:r>
-      </w:hyperlink>
+      <w:r>
+        <w:rPr>
+          <w:lang w:val="zh_TW" w:bidi="zh_TW"/>
+        </w:rPr>
+        <w:t>來9–10</w:t>
+      </w:r>
       <w:r>
         <w:rPr>
           <w:lang w:val="zh_TW" w:bidi="zh_TW"/>
         </w:rPr>
         <w:t>）。衪已經滿足了古代會幕所顯示的要求。我們現在可以坦然無懼地來到神的施恩寶座前（參見</w:t>
       </w:r>
-      <w:hyperlink r:id="rId16">
-        <w:r>
-          <w:rPr>
-            <w:lang w:val="zh_TW" w:bidi="zh_TW"/>
-          </w:rPr>
-          <w:rPr>
-            <w:color w:val="0000EE"/>
-            <w:u w:val="single"/>
-          </w:rPr>
-          <w:t>弗3:12</w:t>
-        </w:r>
-      </w:hyperlink>
+      <w:r>
+        <w:rPr>
+          <w:lang w:val="zh_TW" w:bidi="zh_TW"/>
+        </w:rPr>
+        <w:t>弗3:12</w:t>
+      </w:r>
       <w:r>
         <w:rPr>
           <w:lang w:val="zh_TW" w:bidi="zh_TW"/>
         </w:rPr>
         <w:t>；</w:t>
       </w:r>
-      <w:hyperlink r:id="rId17">
-        <w:r>
-          <w:rPr>
-            <w:lang w:val="zh_TW" w:bidi="zh_TW"/>
-          </w:rPr>
-          <w:rPr>
-            <w:color w:val="0000EE"/>
-            <w:u w:val="single"/>
-          </w:rPr>
-          <w:t>來4:14–16</w:t>
-        </w:r>
-      </w:hyperlink>
+      <w:r>
+        <w:rPr>
+          <w:lang w:val="zh_TW" w:bidi="zh_TW"/>
+        </w:rPr>
+        <w:t>來4:14–16</w:t>
+      </w:r>
       <w:r>
         <w:rPr>
           <w:lang w:val="zh_TW" w:bidi="zh_TW"/>
@@ -557,126 +527,84 @@
           <w:lang w:val="zh_TW" w:bidi="zh_TW"/>
         </w:rPr>
       </w:r>
-      <w:hyperlink r:id="rId18">
-        <w:r>
-          <w:rPr>
-            <w:lang w:val="zh_TW" w:bidi="zh_TW"/>
-          </w:rPr>
-          <w:rPr>
-            <w:color w:val="0000EE"/>
-            <w:u w:val="single"/>
-          </w:rPr>
-          <w:t>出25:1–9</w:t>
-        </w:r>
-      </w:hyperlink>
+      <w:r>
+        <w:rPr>
+          <w:lang w:val="zh_TW" w:bidi="zh_TW"/>
+        </w:rPr>
+        <w:t>出25:1–9</w:t>
+      </w:r>
       <w:r>
         <w:rPr>
           <w:lang w:val="zh_TW" w:bidi="zh_TW"/>
         </w:rPr>
         <w:t>，</w:t>
       </w:r>
-      <w:hyperlink r:id="rId19">
-        <w:r>
-          <w:rPr>
-            <w:lang w:val="zh_TW" w:bidi="zh_TW"/>
-          </w:rPr>
-          <w:rPr>
-            <w:color w:val="0000EE"/>
-            <w:u w:val="single"/>
-          </w:rPr>
-          <w:t>26:1–37</w:t>
-        </w:r>
-      </w:hyperlink>
+      <w:r>
+        <w:rPr>
+          <w:lang w:val="zh_TW" w:bidi="zh_TW"/>
+        </w:rPr>
+        <w:t>26:1–37</w:t>
+      </w:r>
       <w:r>
         <w:rPr>
           <w:lang w:val="zh_TW" w:bidi="zh_TW"/>
         </w:rPr>
         <w:t>，</w:t>
       </w:r>
-      <w:hyperlink r:id="rId20">
-        <w:r>
-          <w:rPr>
-            <w:lang w:val="zh_TW" w:bidi="zh_TW"/>
-          </w:rPr>
-          <w:rPr>
-            <w:color w:val="0000EE"/>
-            <w:u w:val="single"/>
-          </w:rPr>
-          <w:t>35:4–36:38</w:t>
-        </w:r>
-      </w:hyperlink>
+      <w:r>
+        <w:rPr>
+          <w:lang w:val="zh_TW" w:bidi="zh_TW"/>
+        </w:rPr>
+        <w:t>35:4–36:38</w:t>
+      </w:r>
       <w:r>
         <w:rPr>
           <w:lang w:val="zh_TW" w:bidi="zh_TW"/>
         </w:rPr>
         <w:t>，</w:t>
       </w:r>
-      <w:hyperlink r:id="rId21">
-        <w:r>
-          <w:rPr>
-            <w:lang w:val="zh_TW" w:bidi="zh_TW"/>
-          </w:rPr>
-          <w:rPr>
-            <w:color w:val="0000EE"/>
-            <w:u w:val="single"/>
-          </w:rPr>
-          <w:t>38:21–31</w:t>
-        </w:r>
-      </w:hyperlink>
+      <w:r>
+        <w:rPr>
+          <w:lang w:val="zh_TW" w:bidi="zh_TW"/>
+        </w:rPr>
+        <w:t>38:21–31</w:t>
+      </w:r>
       <w:r>
         <w:rPr>
           <w:lang w:val="zh_TW" w:bidi="zh_TW"/>
         </w:rPr>
         <w:t>，</w:t>
       </w:r>
-      <w:hyperlink r:id="rId22">
-        <w:r>
-          <w:rPr>
-            <w:lang w:val="zh_TW" w:bidi="zh_TW"/>
-          </w:rPr>
-          <w:rPr>
-            <w:color w:val="0000EE"/>
-            <w:u w:val="single"/>
-          </w:rPr>
-          <w:t>39:32–40:35</w:t>
-        </w:r>
-      </w:hyperlink>
+      <w:r>
+        <w:rPr>
+          <w:lang w:val="zh_TW" w:bidi="zh_TW"/>
+        </w:rPr>
+        <w:t>39:32–40:35</w:t>
+      </w:r>
       <w:r>
         <w:rPr>
           <w:lang w:val="zh_TW" w:bidi="zh_TW"/>
         </w:rPr>
         <w:t>；</w:t>
       </w:r>
-      <w:hyperlink r:id="rId23">
-        <w:r>
-          <w:rPr>
-            <w:lang w:val="zh_TW" w:bidi="zh_TW"/>
-          </w:rPr>
-          <w:rPr>
-            <w:color w:val="0000EE"/>
-            <w:u w:val="single"/>
-          </w:rPr>
-          <w:t>代下3:1–7:22</w:t>
-        </w:r>
-      </w:hyperlink>
+      <w:r>
+        <w:rPr>
+          <w:lang w:val="zh_TW" w:bidi="zh_TW"/>
+        </w:rPr>
+        <w:t>代下3:1–7:22</w:t>
+      </w:r>
       <w:r>
         <w:rPr>
           <w:lang w:val="zh_TW" w:bidi="zh_TW"/>
         </w:rPr>
         <w:t>；</w:t>
       </w:r>
-      <w:hyperlink r:id="rId24">
-        <w:r>
-          <w:rPr>
-            <w:lang w:val="zh_TW" w:bidi="zh_TW"/>
-          </w:rPr>
-          <w:rPr>
-            <w:color w:val="0000EE"/>
-            <w:u w:val="single"/>
-          </w:rPr>
-          <w:t>來9:1–28</w:t>
-        </w:r>
-      </w:hyperlink>
+      <w:r>
+        <w:rPr>
+          <w:lang w:val="zh_TW" w:bidi="zh_TW"/>
+        </w:rPr>
+        <w:t>來9:1–28</w:t>
+      </w:r>
       <w:r>
         <w:rPr>
           <w:lang w:val="zh_TW" w:bidi="zh_TW"/>
@@ -725,18 +653,12 @@
         </w:rPr>
         <w:t>聖經對於賄賂（為了不正當地影響決策而給予的金錢）和禮物（為表達尊重或維繫關係而贈送的物品）有清楚的教導。賄賂被嚴厲譴責，因為它敗壞公義、導致不公平的判斷。例如，</w:t>
       </w:r>
-      <w:hyperlink r:id="rId25">
-        <w:r>
-          <w:rPr>
-            <w:lang w:val="zh_TW" w:bidi="zh_TW"/>
-          </w:rPr>
-          <w:rPr>
-            <w:color w:val="0000EE"/>
-            <w:u w:val="single"/>
-          </w:rPr>
-          <w:t>出埃及記二十三章8節</w:t>
-        </w:r>
-      </w:hyperlink>
+      <w:r>
+        <w:rPr>
+          <w:lang w:val="zh_TW" w:bidi="zh_TW"/>
+        </w:rPr>
+        <w:t>出埃及記二十三章8節</w:t>
+      </w:r>
       <w:r>
         <w:rPr>
           <w:lang w:val="zh_TW" w:bidi="zh_TW"/>
@@ -755,18 +677,12 @@
         </w:rPr>
         <w:t>又能顛倒義人的話」（另見</w:t>
       </w:r>
-      <w:hyperlink r:id="rId26">
-        <w:r>
-          <w:rPr>
-            <w:lang w:val="zh_TW" w:bidi="zh_TW"/>
-          </w:rPr>
-          <w:rPr>
-            <w:color w:val="0000EE"/>
-            <w:u w:val="single"/>
-          </w:rPr>
-          <w:t>申16:19</w:t>
-        </w:r>
-      </w:hyperlink>
+      <w:r>
+        <w:rPr>
+          <w:lang w:val="zh_TW" w:bidi="zh_TW"/>
+        </w:rPr>
+        <w:t>申16:19</w:t>
+      </w:r>
       <w:r>
         <w:rPr>
           <w:lang w:val="zh_TW" w:bidi="zh_TW"/>
@@ -787,36 +703,24 @@
         </w:rPr>
         <w:t>箴言也觀察到賄賂與禮物在人際關係中的作用。有些經文指出賄賂在達成某些結果上確實有效（</w:t>
       </w:r>
-      <w:hyperlink r:id="rId27">
-        <w:r>
-          <w:rPr>
-            <w:lang w:val="zh_TW" w:bidi="zh_TW"/>
-          </w:rPr>
-          <w:rPr>
-            <w:color w:val="0000EE"/>
-            <w:u w:val="single"/>
-          </w:rPr>
-          <w:t>箴17:8</w:t>
-        </w:r>
-      </w:hyperlink>
+      <w:r>
+        <w:rPr>
+          <w:lang w:val="zh_TW" w:bidi="zh_TW"/>
+        </w:rPr>
+        <w:t>箴17:8</w:t>
+      </w:r>
       <w:r>
         <w:rPr>
           <w:lang w:val="zh_TW" w:bidi="zh_TW"/>
         </w:rPr>
         <w:t>，</w:t>
       </w:r>
-      <w:hyperlink r:id="rId28">
-        <w:r>
-          <w:rPr>
-            <w:lang w:val="zh_TW" w:bidi="zh_TW"/>
-          </w:rPr>
-          <w:rPr>
-            <w:color w:val="0000EE"/>
-            <w:u w:val="single"/>
-          </w:rPr>
-          <w:t>18:16</w:t>
-        </w:r>
-      </w:hyperlink>
+      <w:r>
+        <w:rPr>
+          <w:lang w:val="zh_TW" w:bidi="zh_TW"/>
+        </w:rPr>
+        <w:t>18:16</w:t>
+      </w:r>
       <w:r>
         <w:rPr>
           <w:lang w:val="zh_TW" w:bidi="zh_TW"/>
@@ -837,30 +741,18 @@
         </w:rPr>
         <w:t>箴言中的其它經文則明確指出賄賂是不義的，特別是當它扭曲公義時（</w:t>
       </w:r>
-      <w:hyperlink r:id="rId29">
-        <w:r>
-          <w:rPr>
-            <w:lang w:val="zh_TW" w:bidi="zh_TW"/>
-          </w:rPr>
-          <w:rPr>
-            <w:color w:val="0000EE"/>
-            <w:u w:val="single"/>
-          </w:rPr>
-          <w:t>箴15:27，</w:t>
-        </w:r>
-      </w:hyperlink>
-      <w:hyperlink r:id="rId30">
-        <w:r>
-          <w:rPr>
-            <w:lang w:val="zh_TW" w:bidi="zh_TW"/>
-          </w:rPr>
-          <w:rPr>
-            <w:color w:val="0000EE"/>
-            <w:u w:val="single"/>
-          </w:rPr>
-          <w:t>17:23</w:t>
-        </w:r>
-      </w:hyperlink>
+      <w:r>
+        <w:rPr>
+          <w:lang w:val="zh_TW" w:bidi="zh_TW"/>
+        </w:rPr>
+        <w:t>箴15:27，</w:t>
+      </w:r>
+      <w:r>
+        <w:rPr>
+          <w:lang w:val="zh_TW" w:bidi="zh_TW"/>
+        </w:rPr>
+        <w:t>17:23</w:t>
+      </w:r>
       <w:r>
         <w:rPr>
           <w:lang w:val="zh_TW" w:bidi="zh_TW"/>
@@ -881,36 +773,24 @@
         </w:rPr>
         <w:t>聖經清楚區分賄賂與正當的禮物。賄賂通常是私下給予，目的是獲得不公平的利益，或是扭曲公義。禮物則多為公開贈送，目的是表達敬意、維繫關係，或是遵循文化中的待客之道。例如，在</w:t>
       </w:r>
-      <w:hyperlink r:id="rId31">
-        <w:r>
-          <w:rPr>
-            <w:lang w:val="zh_TW" w:bidi="zh_TW"/>
-          </w:rPr>
-          <w:rPr>
-            <w:color w:val="0000EE"/>
-            <w:u w:val="single"/>
-          </w:rPr>
-          <w:t>創世記三十二章20節</w:t>
-        </w:r>
-      </w:hyperlink>
+      <w:r>
+        <w:rPr>
+          <w:lang w:val="zh_TW" w:bidi="zh_TW"/>
+        </w:rPr>
+        <w:t>創世記三十二章20節</w:t>
+      </w:r>
       <w:r>
         <w:rPr>
           <w:lang w:val="zh_TW" w:bidi="zh_TW"/>
         </w:rPr>
         <w:t>中，雅各送禮物給以掃，是為了修補兄弟間的關係；又如</w:t>
       </w:r>
-      <w:hyperlink r:id="rId32">
-        <w:r>
-          <w:rPr>
-            <w:lang w:val="zh_TW" w:bidi="zh_TW"/>
-          </w:rPr>
-          <w:rPr>
-            <w:color w:val="0000EE"/>
-            <w:u w:val="single"/>
-          </w:rPr>
-          <w:t>撒母耳記上十章27節</w:t>
-        </w:r>
-      </w:hyperlink>
+      <w:r>
+        <w:rPr>
+          <w:lang w:val="zh_TW" w:bidi="zh_TW"/>
+        </w:rPr>
+        <w:t>撒母耳記上十章27節</w:t>
+      </w:r>
       <w:r>
         <w:rPr>
           <w:lang w:val="zh_TW" w:bidi="zh_TW"/>
@@ -954,234 +834,144 @@
           <w:lang w:val="zh_TW" w:bidi="zh_TW"/>
         </w:rPr>
       </w:r>
-      <w:hyperlink r:id="rId25">
-        <w:r>
-          <w:rPr>
-            <w:lang w:val="zh_TW" w:bidi="zh_TW"/>
-          </w:rPr>
-          <w:rPr>
-            <w:color w:val="0000EE"/>
-            <w:u w:val="single"/>
-          </w:rPr>
-          <w:t>出23:8</w:t>
-        </w:r>
-      </w:hyperlink>
+      <w:r>
+        <w:rPr>
+          <w:lang w:val="zh_TW" w:bidi="zh_TW"/>
+        </w:rPr>
+        <w:t>出23:8</w:t>
+      </w:r>
       <w:r>
         <w:rPr>
           <w:lang w:val="zh_TW" w:bidi="zh_TW"/>
         </w:rPr>
         <w:t>；</w:t>
       </w:r>
-      <w:hyperlink r:id="rId33">
-        <w:r>
-          <w:rPr>
-            <w:lang w:val="zh_TW" w:bidi="zh_TW"/>
-          </w:rPr>
-          <w:rPr>
-            <w:color w:val="0000EE"/>
-            <w:u w:val="single"/>
-          </w:rPr>
-          <w:t>申10:17，</w:t>
-        </w:r>
-      </w:hyperlink>
-      <w:hyperlink r:id="rId26">
-        <w:r>
-          <w:rPr>
-            <w:lang w:val="zh_TW" w:bidi="zh_TW"/>
-          </w:rPr>
-          <w:rPr>
-            <w:color w:val="0000EE"/>
-            <w:u w:val="single"/>
-          </w:rPr>
-          <w:t>16:19</w:t>
-        </w:r>
-      </w:hyperlink>
+      <w:r>
+        <w:rPr>
+          <w:lang w:val="zh_TW" w:bidi="zh_TW"/>
+        </w:rPr>
+        <w:t>申10:17，</w:t>
+      </w:r>
+      <w:r>
+        <w:rPr>
+          <w:lang w:val="zh_TW" w:bidi="zh_TW"/>
+        </w:rPr>
+        <w:t>16:19</w:t>
+      </w:r>
       <w:r>
         <w:rPr>
           <w:lang w:val="zh_TW" w:bidi="zh_TW"/>
         </w:rPr>
         <w:t>；</w:t>
       </w:r>
-      <w:hyperlink r:id="rId34">
-        <w:r>
-          <w:rPr>
-            <w:lang w:val="zh_TW" w:bidi="zh_TW"/>
-          </w:rPr>
-          <w:rPr>
-            <w:color w:val="0000EE"/>
-            <w:u w:val="single"/>
-          </w:rPr>
-          <w:t>撒上8:1–3</w:t>
-        </w:r>
-      </w:hyperlink>
+      <w:r>
+        <w:rPr>
+          <w:lang w:val="zh_TW" w:bidi="zh_TW"/>
+        </w:rPr>
+        <w:t>撒上8:1–3</w:t>
+      </w:r>
       <w:r>
         <w:rPr>
           <w:lang w:val="zh_TW" w:bidi="zh_TW"/>
         </w:rPr>
         <w:t>；</w:t>
       </w:r>
-      <w:hyperlink r:id="rId27">
-        <w:r>
-          <w:rPr>
-            <w:lang w:val="zh_TW" w:bidi="zh_TW"/>
-          </w:rPr>
-          <w:rPr>
-            <w:color w:val="0000EE"/>
-            <w:u w:val="single"/>
-          </w:rPr>
-          <w:t>箴17:8、</w:t>
-        </w:r>
-      </w:hyperlink>
-      <w:hyperlink r:id="rId30">
-        <w:r>
-          <w:rPr>
-            <w:lang w:val="zh_TW" w:bidi="zh_TW"/>
-          </w:rPr>
-          <w:rPr>
-            <w:color w:val="0000EE"/>
-            <w:u w:val="single"/>
-          </w:rPr>
-          <w:t>23，</w:t>
-        </w:r>
-      </w:hyperlink>
-      <w:hyperlink r:id="rId28">
-        <w:r>
-          <w:rPr>
-            <w:lang w:val="zh_TW" w:bidi="zh_TW"/>
-          </w:rPr>
-          <w:rPr>
-            <w:color w:val="0000EE"/>
-            <w:u w:val="single"/>
-          </w:rPr>
-          <w:t>18:16，</w:t>
-        </w:r>
-      </w:hyperlink>
-      <w:hyperlink r:id="rId35">
-        <w:r>
-          <w:rPr>
-            <w:lang w:val="zh_TW" w:bidi="zh_TW"/>
-          </w:rPr>
-          <w:rPr>
-            <w:color w:val="0000EE"/>
-            <w:u w:val="single"/>
-          </w:rPr>
-          <w:t>29:4</w:t>
-        </w:r>
-      </w:hyperlink>
+      <w:r>
+        <w:rPr>
+          <w:lang w:val="zh_TW" w:bidi="zh_TW"/>
+        </w:rPr>
+        <w:t>箴17:8、</w:t>
+      </w:r>
+      <w:r>
+        <w:rPr>
+          <w:lang w:val="zh_TW" w:bidi="zh_TW"/>
+        </w:rPr>
+        <w:t>23，</w:t>
+      </w:r>
+      <w:r>
+        <w:rPr>
+          <w:lang w:val="zh_TW" w:bidi="zh_TW"/>
+        </w:rPr>
+        <w:t>18:16，</w:t>
+      </w:r>
+      <w:r>
+        <w:rPr>
+          <w:lang w:val="zh_TW" w:bidi="zh_TW"/>
+        </w:rPr>
+        <w:t>29:4</w:t>
+      </w:r>
       <w:r>
         <w:rPr>
           <w:lang w:val="zh_TW" w:bidi="zh_TW"/>
         </w:rPr>
         <w:t>；</w:t>
       </w:r>
-      <w:hyperlink r:id="rId36">
-        <w:r>
-          <w:rPr>
-            <w:lang w:val="zh_TW" w:bidi="zh_TW"/>
-          </w:rPr>
-          <w:rPr>
-            <w:color w:val="0000EE"/>
-            <w:u w:val="single"/>
-          </w:rPr>
-          <w:t>傳7:7</w:t>
-        </w:r>
-      </w:hyperlink>
+      <w:r>
+        <w:rPr>
+          <w:lang w:val="zh_TW" w:bidi="zh_TW"/>
+        </w:rPr>
+        <w:t>傳7:7</w:t>
+      </w:r>
       <w:r>
         <w:rPr>
           <w:lang w:val="zh_TW" w:bidi="zh_TW"/>
         </w:rPr>
         <w:t>；</w:t>
       </w:r>
-      <w:hyperlink r:id="rId37">
-        <w:r>
-          <w:rPr>
-            <w:lang w:val="zh_TW" w:bidi="zh_TW"/>
-          </w:rPr>
-          <w:rPr>
-            <w:color w:val="0000EE"/>
-            <w:u w:val="single"/>
-          </w:rPr>
-          <w:t>賽1:23，</w:t>
-        </w:r>
-      </w:hyperlink>
-      <w:hyperlink r:id="rId38">
-        <w:r>
-          <w:rPr>
-            <w:lang w:val="zh_TW" w:bidi="zh_TW"/>
-          </w:rPr>
-          <w:rPr>
-            <w:color w:val="0000EE"/>
-            <w:u w:val="single"/>
-          </w:rPr>
-          <w:t>33:14–16</w:t>
-        </w:r>
-      </w:hyperlink>
+      <w:r>
+        <w:rPr>
+          <w:lang w:val="zh_TW" w:bidi="zh_TW"/>
+        </w:rPr>
+        <w:t>賽1:23，</w:t>
+      </w:r>
+      <w:r>
+        <w:rPr>
+          <w:lang w:val="zh_TW" w:bidi="zh_TW"/>
+        </w:rPr>
+        <w:t>33:14–16</w:t>
+      </w:r>
       <w:r>
         <w:rPr>
           <w:lang w:val="zh_TW" w:bidi="zh_TW"/>
         </w:rPr>
         <w:t>；</w:t>
       </w:r>
-      <w:hyperlink r:id="rId39">
-        <w:r>
-          <w:rPr>
-            <w:lang w:val="zh_TW" w:bidi="zh_TW"/>
-          </w:rPr>
-          <w:rPr>
-            <w:color w:val="0000EE"/>
-            <w:u w:val="single"/>
-          </w:rPr>
-          <w:t>摩5:12</w:t>
-        </w:r>
-      </w:hyperlink>
+      <w:r>
+        <w:rPr>
+          <w:lang w:val="zh_TW" w:bidi="zh_TW"/>
+        </w:rPr>
+        <w:t>摩5:12</w:t>
+      </w:r>
       <w:r>
         <w:rPr>
           <w:lang w:val="zh_TW" w:bidi="zh_TW"/>
         </w:rPr>
         <w:t>；</w:t>
       </w:r>
-      <w:hyperlink r:id="rId40">
-        <w:r>
-          <w:rPr>
-            <w:lang w:val="zh_TW" w:bidi="zh_TW"/>
-          </w:rPr>
-          <w:rPr>
-            <w:color w:val="0000EE"/>
-            <w:u w:val="single"/>
-          </w:rPr>
-          <w:t>彌3:9–12，</w:t>
-        </w:r>
-      </w:hyperlink>
-      <w:hyperlink r:id="rId41">
-        <w:r>
-          <w:rPr>
-            <w:lang w:val="zh_TW" w:bidi="zh_TW"/>
-          </w:rPr>
-          <w:rPr>
-            <w:color w:val="0000EE"/>
-            <w:u w:val="single"/>
-          </w:rPr>
-          <w:t>7:3</w:t>
-        </w:r>
-      </w:hyperlink>
+      <w:r>
+        <w:rPr>
+          <w:lang w:val="zh_TW" w:bidi="zh_TW"/>
+        </w:rPr>
+        <w:t>彌3:9–12，</w:t>
+      </w:r>
+      <w:r>
+        <w:rPr>
+          <w:lang w:val="zh_TW" w:bidi="zh_TW"/>
+        </w:rPr>
+        <w:t>7:3</w:t>
+      </w:r>
       <w:r>
         <w:rPr>
           <w:lang w:val="zh_TW" w:bidi="zh_TW"/>
         </w:rPr>
         <w:t>；</w:t>
       </w:r>
-      <w:hyperlink r:id="rId42">
-        <w:r>
-          <w:rPr>
-            <w:lang w:val="zh_TW" w:bidi="zh_TW"/>
-          </w:rPr>
-          <w:rPr>
-            <w:color w:val="0000EE"/>
-            <w:u w:val="single"/>
-          </w:rPr>
-          <w:t>太28:11–15</w:t>
-        </w:r>
-      </w:hyperlink>
+      <w:r>
+        <w:rPr>
+          <w:lang w:val="zh_TW" w:bidi="zh_TW"/>
+        </w:rPr>
+        <w:t>太28:11–15</w:t>
+      </w:r>
       <w:r>
         <w:rPr>
           <w:lang w:val="zh_TW" w:bidi="zh_TW"/>
